--- a/dolinho px.docx
+++ b/dolinho px.docx
@@ -1355,7 +1355,16 @@
           <w:sz w:val="24"/>
           <w:szCs w:val="24"/>
         </w:rPr>
-        <w:t>Ocmpletementar verde e vermelho com o apoio cores análogas</w:t>
+        <w:t>co</w:t>
+      </w:r>
+      <w:bookmarkStart w:id="0" w:name="_GoBack"/>
+      <w:bookmarkEnd w:id="0"/>
+      <w:r>
+        <w:rPr>
+          <w:sz w:val="24"/>
+          <w:szCs w:val="24"/>
+        </w:rPr>
+        <w:t>mpletementar verde e vermelho com o apoio cores análogas</w:t>
       </w:r>
     </w:p>
     <w:p>
@@ -1375,16 +1384,7 @@
           <w:sz w:val="24"/>
           <w:szCs w:val="24"/>
         </w:rPr>
-        <w:t>Para deixar a caracteriza a harmonia complementar  deixando a imagem mais agradavel e equlibrada, sem perder o foco no personagem principal</w:t>
-      </w:r>
-      <w:bookmarkStart w:id="0" w:name="_GoBack"/>
-      <w:bookmarkEnd w:id="0"/>
-      <w:r>
-        <w:rPr>
-          <w:sz w:val="24"/>
-          <w:szCs w:val="24"/>
-        </w:rPr>
-        <w:t xml:space="preserve"> </w:t>
+        <w:t xml:space="preserve">Para deixar a caracteriza a harmonia complementar  deixando a imagem mais agradavel e equlibrada, sem perder o foco no personagem principal </w:t>
       </w:r>
     </w:p>
     <w:p>
